--- a/evaluacion-integrativa-2026/2026_Situacion_de_Enfermeria_N2.docx
+++ b/evaluacion-integrativa-2026/2026_Situacion_de_Enfermeria_N2.docx
@@ -315,20 +315,20 @@
         <w:rPr>
           <w:rtl w:val="0"/>
         </w:rPr>
-        <w:t xml:space="preserve">El año 2022 fue diagnosticada con enfermedad renal crónica estadio 4, secundaria a nefropatía diabética e hipertensiva, actualmente en control trimestral con nefrología. Tiene indicaciones de restricción moderada de sal y líquidos, pero reconoce que “no siempre sigue la dieta”, sobre todo cuando come fuera de casa.</w:t>
-      </w:r>
-    </w:p>
-    <w:p>
-      <w:pPr>
-        <w:spacing w:line="276" w:lineRule="auto"/>
-        <w:jc w:val="both"/>
-        <w:rPr/>
-      </w:pPr>
-      <w:r>
-        <w:rPr>
-          <w:rtl w:val="0"/>
-        </w:rPr>
-        <w:t xml:space="preserve">Vive sola en un departamento arrendado junto a su hija universitaria de 21 años, quien suele apoyarla en el cuidado y acompañamiento a controles médicos, pero últimamente por alta demanda de su carga académica, no ha podido acompañarla como quisiera. Además refiere que su madre “casi no hace caso” a lo que le dicen, por lo que ya dejó de insistirle. </w:t>
+        <w:t xml:space="preserve">El año 2022 fue diagnosticada con enfermedad renal crónica estadio 4, secundaria a nefropatía diabética e hipertensiva, actualmente en control trimestral con nefrología; en su último control, hace 3 meses, presentaba creatinina plasmática de 2,0 mg/dL. Tiene indicaciones de restricción moderada de sal y líquidos, pero reconoce que “no siempre sigue la dieta”, sobre todo cuando come fuera de casa.</w:t>
+      </w:r>
+    </w:p>
+    <w:p>
+      <w:pPr>
+        <w:spacing w:line="276" w:lineRule="auto"/>
+        <w:jc w:val="both"/>
+        <w:rPr/>
+      </w:pPr>
+      <w:r>
+        <w:rPr>
+          <w:rtl w:val="0"/>
+        </w:rPr>
+        <w:t xml:space="preserve">Vive en un departamento arrendado con su hija universitaria de 21 años, quien suele apoyarla en el cuidado y acompañamiento a controles médicos, pero últimamente por alta demanda de su carga académica, no ha podido acompañarla como quisiera. La hija, además, refiere que su madre “casi no hace caso” a lo que le dicen, por lo que ya dejó de insistirle. </w:t>
       </w:r>
     </w:p>
     <w:p>
@@ -617,7 +617,7 @@
         <w:rPr>
           <w:rtl w:val="0"/>
         </w:rPr>
-        <w:t xml:space="preserve">- Neurológico: Glasgow 15/15, reflejos conservados. Refieren mareos ocasionales.</w:t>
+        <w:t xml:space="preserve">- Neurológico: Glasgow 14/15 (V4), reflejos conservados. Refiere mareos ocasionales.</w:t>
       </w:r>
     </w:p>
     <w:p>
@@ -870,7 +870,7 @@
               <w:rPr>
                 <w:rtl w:val="0"/>
               </w:rPr>
-              <w:t xml:space="preserve">45 mg/dL</w:t>
+              <w:t xml:space="preserve">72 mg/dL</w:t>
             </w:r>
           </w:p>
         </w:tc>
@@ -1320,7 +1320,7 @@
               <w:rPr>
                 <w:rtl w:val="0"/>
               </w:rPr>
-              <w:t xml:space="preserve">Densidad 1.030; proteínas (+); glucosa (+); cuerpos cetónicos (+); cilindros granulosos escasos.</w:t>
+              <w:t xml:space="preserve">Densidad 1.015; proteínas (+); glucosa (+); cuerpos cetónicos (+); cilindros hialinos escasos.</w:t>
             </w:r>
           </w:p>
         </w:tc>
@@ -1458,7 +1458,7 @@
         <w:rPr>
           <w:rtl w:val="0"/>
         </w:rPr>
-        <w:t xml:space="preserve">- Insuficiencia prerrenal aguda sobre crónica.</w:t>
+        <w:t xml:space="preserve">- Lesión renal aguda prerrenal sobre enfermedad renal crónica.</w:t>
       </w:r>
     </w:p>
     <w:p>
@@ -1696,7 +1696,7 @@
         <w:rPr>
           <w:rtl w:val="0"/>
         </w:rPr>
-        <w:t xml:space="preserve">Durante su primera noche de hospitalización, la paciente evoluciona favorablemente, con leve mejoría del estado general tras hidratación inicial. Se mantiene oligúrica, pero con tendencia a la normotensión. Se programa control de función renal y reevaluación para alta con seguimiento ambulatorio y educación de autocuidado.</w:t>
+        <w:t xml:space="preserve">Durante su primera noche de hospitalización, la paciente evoluciona favorablemente, con leve mejoría del estado general tras hidratación inicial. Se mantiene oligúrica, pero con tendencia a la normotensión. Se programa control de función renal, reevaluación por nefrología e inicio de la educación de autocuidado para el alta.</w:t>
       </w:r>
     </w:p>
     <w:p>
